--- a/downloads/documents/04 Units/Unit 03 - Human Development and Relationships - Growing Up, Getting Along/Lesson 03.10 - Listening and I-Messages.docx
+++ b/downloads/documents/04 Units/Unit 03 - Human Development and Relationships - Growing Up, Getting Along/Lesson 03.10 - Listening and I-Messages.docx
@@ -351,7 +351,7 @@
         <w:t xml:space="preserve">Vocabulary 03.md</w:t>
       </w:r>
       <w:r>
-        <w:t xml:space="preserve">) for Turkish, Portuguese, and Spanish.</w:t>
+        <w:t xml:space="preserve">) for Spanish.</w:t>
       </w:r>
     </w:p>
     <w:p>
@@ -1396,7 +1396,7 @@
         <w:pStyle w:val="Compact"/>
       </w:pPr>
       <w:r>
-        <w:t xml:space="preserve">ELL: the four listening moves have an icon each on the slides (an eye, a body turned, a speech bubble with an arrow back, a question mark) and the same icons on the handout; the I-message frame is printed with the four blanks in Turkish, Portuguese, and Spanish on the handout (to be verified by a native speaker); Draw/See/Hear can be played in a shared home language for the first round; sentence starter for the restate move: "So you are saying ___."</w:t>
+        <w:t xml:space="preserve">ELL: the four listening moves have an icon each on the slides (an eye, a body turned, a speech bubble with an arrow back, a question mark) and the same icons on the handout; the I-message frame is printed with the four blanks in Spanish on the handout (to be verified by a native speaker); Draw/See/Hear can be played in a shared home language for the first round; sentence starter for the restate move: "So you are saying ___."</w:t>
       </w:r>
     </w:p>
     <w:p>
